--- a/outputs/14_交易复盘_2026-09-10.docx
+++ b/outputs/14_交易复盘_2026-09-10.docx
@@ -114,7 +114,7 @@
                 <w:rFonts w:ascii="Times New Roman" w:hAnsi="Times New Roman" w:eastAsia="宋体"/>
                 <w:sz w:val="20"/>
               </w:rPr>
-              <w:t>499.57万元</w:t>
+              <w:t>499.50万元</w:t>
             </w:r>
           </w:p>
         </w:tc>
@@ -152,7 +152,7 @@
                 <w:rFonts w:ascii="Times New Roman" w:hAnsi="Times New Roman" w:eastAsia="宋体"/>
                 <w:sz w:val="20"/>
               </w:rPr>
-              <w:t>-0.09%</w:t>
+              <w:t>-0.10%</w:t>
             </w:r>
           </w:p>
         </w:tc>
@@ -628,7 +628,7 @@
                 <w:rFonts w:ascii="Times New Roman" w:hAnsi="Times New Roman" w:eastAsia="宋体"/>
                 <w:sz w:val="18"/>
               </w:rPr>
-              <w:t>4.62</w:t>
+              <w:t>4.617</w:t>
             </w:r>
           </w:p>
         </w:tc>
@@ -646,7 +646,7 @@
                 <w:rFonts w:ascii="Times New Roman" w:hAnsi="Times New Roman" w:eastAsia="宋体"/>
                 <w:sz w:val="18"/>
               </w:rPr>
-              <w:t>-5437.0</w:t>
+              <w:t>-6214.0</w:t>
             </w:r>
           </w:p>
         </w:tc>
@@ -664,7 +664,7 @@
                 <w:rFonts w:ascii="Times New Roman" w:hAnsi="Times New Roman" w:eastAsia="宋体"/>
                 <w:sz w:val="18"/>
               </w:rPr>
-              <w:t>-0.45%</w:t>
+              <w:t>-0.52%</w:t>
             </w:r>
           </w:p>
         </w:tc>
